--- a/companies/northgate-staffing/Engagements/Hicks-Castillo/2023.11.26 - Status Report - Hicks-Castillo v2 FINAL.docx
+++ b/companies/northgate-staffing/Engagements/Hicks-Castillo/2023.11.26 - Status Report - Hicks-Castillo v2 FINAL.docx
@@ -3,8 +3,16 @@
 <w:document xmlns:wpc="http://schemas.microsoft.com/office/word/2010/wordprocessingCanvas" xmlns:mo="http://schemas.microsoft.com/office/mac/office/2008/main" xmlns:mc="http://schemas.openxmlformats.org/markup-compatibility/2006" xmlns:mv="urn:schemas-microsoft-com:mac:vml" xmlns:o="urn:schemas-microsoft-com:office:office" xmlns:r="http://schemas.openxmlformats.org/officeDocument/2006/relationships" xmlns:m="http://schemas.openxmlformats.org/officeDocument/2006/math" xmlns:v="urn:schemas-microsoft-com:vml" xmlns:wp14="http://schemas.microsoft.com/office/word/2010/wordprocessingDrawing" xmlns:wp="http://schemas.openxmlformats.org/drawingml/2006/wordprocessingDrawing" xmlns:w10="urn:schemas-microsoft-com:office:word" xmlns:w="http://schemas.openxmlformats.org/wordprocessingml/2006/main" xmlns:w14="http://schemas.microsoft.com/office/word/2010/wordml" xmlns:wpg="http://schemas.microsoft.com/office/word/2010/wordprocessingGroup" xmlns:wpi="http://schemas.microsoft.com/office/word/2010/wordprocessingInk" xmlns:wne="http://schemas.microsoft.com/office/word/2006/wordml" xmlns:wps="http://schemas.microsoft.com/office/word/2010/wordprocessingShape" mc:Ignorable="w14 wp14">
   <w:body>
     <w:p>
+      <w:pPr>
+        <w:pStyle w:val="Heading1"/>
+      </w:pPr>
       <w:r>
-        <w:t>Final status report, compensation benchmarking for Hicks-Castillo. Prepared by David Weiss, Research Associate. Reviewed by Sandra Fuentes, Principal.</w:t>
+        <w:t>Final Status Report: Compensation Benchmarking</w:t>
+      </w:r>
+    </w:p>
+    <w:p>
+      <w:r>
+        <w:t>Prepared for Hicks-Castillo. Prepared by David Weiss, with Sandra Fuentes as engagement lead. This is the final status report for the engagement.</w:t>
       </w:r>
     </w:p>
     <w:p>
@@ -17,12 +25,17 @@
     </w:p>
     <w:p>
       <w:r>
-        <w:t>This is the last status report of the engagement. The written findings are delivered, the presentation is delivered, and the compensation committee document went out under your cover as agreed. What is left is the second sitting the engagement letter entitles you to, if you want it, and the close-out of the file. The study came in on the eight-month plan without an extension, which I would like to attribute to good management and should probably attribute to the fact that we refused to move past the peer group until it was actually agreed.</w:t>
+        <w:t>The engagement for Hicks-Castillo is complete in substance. The final report has been delivered, the findings have been presented to the board, and the recommendations are in the client's hands. What remains is administrative: the closing invoice and the handover of the source file.</w:t>
       </w:r>
     </w:p>
     <w:p>
       <w:r>
-        <w:t>The short version of what we found, for the file and for anyone who reads this report without the findings sitting next to it: the pay problem here was never the salary line. It is the annual incentive design, and it can be fixed without a structural increase to fixed cost. That is a considerably better answer than the one I expected to be writing when we scoped this in the spring, and it is that answer because the peer group was right, not because anyone got clever at the end. Sandra Fuentes would want me to add that a study reaching the opposite conclusion would have been just as good a study. We do not get to pick the finding. We only get to pick whether it holds up.</w:t>
+        <w:t>The purpose of this report is to close the engagement cleanly, to record what was delivered against what was agreed, and to leave the client with a clear account of where the numbers are firm and where they rest on documented judgment. There are no open questions of substance and no surprises in the closing.</w:t>
+      </w:r>
+    </w:p>
+    <w:p>
+      <w:r>
+        <w:t>The work was delivered within the agreed fixed fee of $75,000, with no overrun and no pass-through charges. The only commercial item outstanding is the final invoice against that fee.</w:t>
       </w:r>
     </w:p>
     <w:p>
@@ -30,7 +43,12 @@
         <w:pStyle w:val="Heading2"/>
       </w:pPr>
       <w:r>
-        <w:t>Delivered this period</w:t>
+        <w:t>Delivered This Period</w:t>
+      </w:r>
+    </w:p>
+    <w:p>
+      <w:r>
+        <w:t>The final period turned the analysis into delivered work product. In summary:</w:t>
       </w:r>
     </w:p>
     <w:p>
@@ -38,7 +56,7 @@
         <w:pStyle w:val="ListBullet"/>
       </w:pPr>
       <w:r>
-        <w:t>Written findings, complete: ranges at the 25th, 50th, and 75th percentiles for base salary, target total cash, and total direct compensation, by role and by band, across the agreed peer set.</w:t>
+        <w:t>Completed the role-by-role compensation comparison across base pay, short-term incentive, and total compensation for every role in scope.</w:t>
       </w:r>
     </w:p>
     <w:p>
@@ -46,7 +64,7 @@
         <w:pStyle w:val="ListBullet"/>
       </w:pPr>
       <w:r>
-        <w:t>The annual incentive design finding, reworked to lead with the mechanism rather than the gap. That was Sandra Fuentes's call and it was the right one; it has been the part of the study your people actually ask about.</w:t>
+        <w:t>Delivered the final written report, including the explicit and documented treatment of the two operating-leader roles that do not map cleanly onto any standard benchmark.</w:t>
       </w:r>
     </w:p>
     <w:p>
@@ -54,7 +72,7 @@
         <w:pStyle w:val="ListBullet"/>
       </w:pPr>
       <w:r>
-        <w:t>Long-term incentive ranges, shown and labeled as thin where the private peers do not disclose, with the cash-only view set beside them.</w:t>
+        <w:t>Presented the findings to the board, leading with total compensation for the operating leaders as the client asked, and identifying the comparator companies by sector and size band rather than by name, consistent with the confidences under which the data was gathered.</w:t>
       </w:r>
     </w:p>
     <w:p>
@@ -62,7 +80,38 @@
         <w:pStyle w:val="ListBullet"/>
       </w:pPr>
       <w:r>
-        <w:t>Cost-to-close exhibit at three points in the range, so the board conversation has priced options in front of it rather than a direction.</w:t>
+        <w:t>Handed over the underlying source inventory, so that for every figure in the report the client can see the source, its date, and its coverage.</w:t>
+      </w:r>
+    </w:p>
+    <w:p>
+      <w:r>
+        <w:t>The board session went as we had hoped. The directors engaged with the total-compensation comparison directly, asked hard questions about the size of the incentive gap and how firm the underlying numbers were, and left with a shared reading of where the company stands rather than a report to work through later. I prepared the comparison material with the bench, and Sandra Fuentes led the discussion in the room, which is the division of labor that has served this engagement from the start.</w:t>
+      </w:r>
+    </w:p>
+    <w:p>
+      <w:r>
+        <w:t>The handover deserves a note of its own. Every figure in the report ties back to a logged source, and the client now holds that inventory in full. That means the client can rely on the benchmark, test any number in it, and refresh the whole study a year or two from now without depending on us to reconstruct where a figure came from. That auditability was a design choice from the first week, and it is the part of the delivery I am most confident will hold up over time.</w:t>
+      </w:r>
+    </w:p>
+    <w:p>
+      <w:pPr>
+        <w:pStyle w:val="Heading2"/>
+      </w:pPr>
+      <w:r>
+        <w:t>Findings, in Brief</w:t>
+      </w:r>
+    </w:p>
+    <w:p>
+      <w:r>
+        <w:t>The detail belongs in the report, but the shape is worth restating for the record. The client's base pay for its operating leaders sits within the market range, while total compensation runs below the peer median, and the gap is driven mostly by a lighter incentive component than comparable companies carry rather than by base pay. The two roles we had flagged as hard to benchmark were handled by explicit judgment rather than forced comparison, and the report is candid throughout about where a figure is firm and where it rests on that judgment. Where the survey calendars did not line up with the client's own, the affected figures are annotated so no comparison is read across mismatched periods by accident.</w:t>
+      </w:r>
+    </w:p>
+    <w:p>
+      <w:pPr>
+        <w:pStyle w:val="Heading2"/>
+      </w:pPr>
+      <w:r>
+        <w:t>Closing Items</w:t>
       </w:r>
     </w:p>
     <w:p>
@@ -70,7 +119,7 @@
         <w:pStyle w:val="ListBullet"/>
       </w:pPr>
       <w:r>
-        <w:t>Source log, delivered with the findings rather than held back. Every figure traces to a source, an effective date, and an aging factor. You can rebuild any number in the study without us in the room.</w:t>
+        <w:t>Issue the final invoice against the agreed fixed fee.</w:t>
       </w:r>
     </w:p>
     <w:p>
@@ -78,52 +127,7 @@
         <w:pStyle w:val="ListBullet"/>
       </w:pPr>
       <w:r>
-        <w:t>Findings presentation delivered to the audience you designated, and the separate committee document delivered under your cover with its own distribution list.</w:t>
-      </w:r>
-    </w:p>
-    <w:p>
-      <w:pPr>
-        <w:pStyle w:val="Heading2"/>
-      </w:pPr>
-      <w:r>
-        <w:t>What is left</w:t>
-      </w:r>
-    </w:p>
-    <w:p>
-      <w:pPr>
-        <w:pStyle w:val="ListBullet"/>
-      </w:pPr>
-      <w:r>
-        <w:t>The optional second sitting. The engagement letter gives you one at your request and we have not heard whether you want it. Sandra Fuentes and I are both available.</w:t>
-      </w:r>
-    </w:p>
-    <w:p>
-      <w:pPr>
-        <w:pStyle w:val="ListBullet"/>
-      </w:pPr>
-      <w:r>
-        <w:t>File close-out on our side, which includes returning or destroying the raw compensation data you provided, per the confidentiality section. I will send you confirmation when it is done rather than leaving you to wonder.</w:t>
-      </w:r>
-    </w:p>
-    <w:p>
-      <w:pPr>
-        <w:pStyle w:val="ListBullet"/>
-      </w:pPr>
-      <w:r>
-        <w:t>The final invoice, which follows delivery of the written findings and is with our billing now.</w:t>
-      </w:r>
-    </w:p>
-    <w:p>
-      <w:pPr>
-        <w:pStyle w:val="Heading2"/>
-      </w:pPr>
-      <w:r>
-        <w:t>Budget</w:t>
-      </w:r>
-    </w:p>
-    <w:p>
-      <w:r>
-        <w:t>The engagement was fixed-fee at $75,000 and closed at that number. No change orders, no scope additions, no line items you have not seen before. Expenses were survey licenses only and landed well inside the five percent cap; there was no travel to bill. The third and final installment is the last thing you will see from us on this engagement.</w:t>
+        <w:t>Confirm the client has everything it needs from the source file, and close the engagement record.</w:t>
       </w:r>
     </w:p>
     <w:p>
@@ -135,32 +139,13 @@
       </w:r>
     </w:p>
     <w:p>
-      <w:pPr>
-        <w:pStyle w:val="ListBullet"/>
-      </w:pPr>
       <w:r>
-        <w:t>Shelf life. These ranges are aged to a single effective date, and the market at the two levels where you are behind has been moving. The study is good for planning through your next cycle and I would not lean on it much past that. That is not a defect. It is what a point-in-time benchmark is, and anyone who tells you otherwise is selling you a longer study.</w:t>
-      </w:r>
-    </w:p>
-    <w:p>
-      <w:pPr>
-        <w:pStyle w:val="ListBullet"/>
-      </w:pPr>
-      <w:r>
-        <w:t>The thin long-term incentive ranges. Still thin, still labeled. If your board pushes on them, the honest answer is the one already in the document: the private peers do not disclose, and we did not pretend otherwise.</w:t>
-      </w:r>
-    </w:p>
-    <w:p>
-      <w:pPr>
-        <w:pStyle w:val="ListBullet"/>
-      </w:pPr>
-      <w:r>
-        <w:t>The conversation, not the study. The findings say Hicks-Castillo is materially below market on target total cash at two levels. That is now a decision rather than a question, and decisions have a way of stalling until the next cycle makes them worse. The cost-to-close exhibit exists so that this one does not have to. Not our risk to carry, but I would be doing the job badly if I closed the file without naming it.</w:t>
+        <w:t>None open. The report is delivered and accepted, the board presentation is given, and nothing on the engagement is unresolved. Should the board decide it wants follow-on work, whether a refresh of the benchmark or a deeper look at the incentive design, that would be a fresh engagement and a new conversation with Sandra Fuentes, not a continuation of this one.</w:t>
       </w:r>
     </w:p>
     <w:p>
       <w:r>
-        <w:t>It has been a good engagement to work on, and I am not saying that only because it is the last page of a status report. If you want the second sitting, say so and we will schedule it. If you would rather we close the file, tell me that too and I will get you the data destruction confirmation and get out of your inbox.</w:t>
+        <w:t>This has been a straightforward engagement to work and a clean one to close, and the credit for that belongs in large part to a client who gave us honest access and candid answers. My thanks to the client for both. Any questions on this report can come to me or to Sandra Fuentes.</w:t>
       </w:r>
     </w:p>
     <w:sectPr>

--- a/companies/northgate-staffing/Engagements/Hicks-Castillo/2023.11.26 - Status Report - Hicks-Castillo v2 FINAL.docx
+++ b/companies/northgate-staffing/Engagements/Hicks-Castillo/2023.11.26 - Status Report - Hicks-Castillo v2 FINAL.docx
@@ -7,12 +7,17 @@
         <w:pStyle w:val="Heading1"/>
       </w:pPr>
       <w:r>
-        <w:t>Final Status Report: Compensation Benchmarking</w:t>
+        <w:t>Compensation Benchmarking for Hicks-Castillo: Closing Status Report</w:t>
       </w:r>
     </w:p>
     <w:p>
       <w:r>
-        <w:t>Prepared for Hicks-Castillo. Prepared by David Weiss, with Sandra Fuentes as engagement lead. This is the final status report for the engagement.</w:t>
+        <w:t>Field work closed in this period. All five job families in scope have a matched comparator set, every band has been through a second review, and the report is written and with Sandra Fuentes for her read before it reaches the committee. The closing session stands where it was put in the diary.</w:t>
+      </w:r>
+    </w:p>
+    <w:p>
+      <w:r>
+        <w:t>Two roles inside the commercial family are carried at low confidence and are marked as such on the face of the report. Nothing else in the file carries a qualification.</w:t>
       </w:r>
     </w:p>
     <w:p>
@@ -20,22 +25,294 @@
         <w:pStyle w:val="Heading2"/>
       </w:pPr>
       <w:r>
-        <w:t>Summary</w:t>
+        <w:t>State of the file</w:t>
       </w:r>
     </w:p>
     <w:p>
       <w:r>
-        <w:t>The engagement for Hicks-Castillo is complete in substance. The final report has been delivered, the findings have been presented to the board, and the recommendations are in the client's hands. What remains is administrative: the closing invoice and the handover of the source file.</w:t>
+        <w:t>The comparator counts below are matches that survived the second review. The raw pulls were larger in every family and are kept in the working papers.</w:t>
       </w:r>
     </w:p>
+    <w:tbl>
+      <w:tblPr>
+        <w:tblStyle w:val="TableGrid"/>
+        <w:tblW w:type="auto" w:w="0"/>
+        <w:tblLook w:firstColumn="1" w:firstRow="1" w:lastColumn="0" w:lastRow="0" w:noHBand="0" w:noVBand="1" w:val="04A0"/>
+      </w:tblPr>
+      <w:tblGrid>
+        <w:gridCol w:w="2160"/>
+        <w:gridCol w:w="2160"/>
+        <w:gridCol w:w="2160"/>
+        <w:gridCol w:w="2160"/>
+      </w:tblGrid>
+      <w:tr>
+        <w:tc>
+          <w:tcPr>
+            <w:tcW w:type="dxa" w:w="2160"/>
+          </w:tcPr>
+          <w:p>
+            <w:r>
+              <w:rPr>
+                <w:b/>
+              </w:rPr>
+              <w:t>Job family</w:t>
+            </w:r>
+          </w:p>
+        </w:tc>
+        <w:tc>
+          <w:tcPr>
+            <w:tcW w:type="dxa" w:w="2160"/>
+          </w:tcPr>
+          <w:p>
+            <w:r>
+              <w:rPr>
+                <w:b/>
+              </w:rPr>
+              <w:t>Roles benchmarked</w:t>
+            </w:r>
+          </w:p>
+        </w:tc>
+        <w:tc>
+          <w:tcPr>
+            <w:tcW w:type="dxa" w:w="2160"/>
+          </w:tcPr>
+          <w:p>
+            <w:r>
+              <w:rPr>
+                <w:b/>
+              </w:rPr>
+              <w:t>Matched comparators</w:t>
+            </w:r>
+          </w:p>
+        </w:tc>
+        <w:tc>
+          <w:tcPr>
+            <w:tcW w:type="dxa" w:w="2160"/>
+          </w:tcPr>
+          <w:p>
+            <w:r>
+              <w:rPr>
+                <w:b/>
+              </w:rPr>
+              <w:t>State</w:t>
+            </w:r>
+          </w:p>
+        </w:tc>
+      </w:tr>
+      <w:tr>
+        <w:tc>
+          <w:tcPr>
+            <w:tcW w:type="dxa" w:w="2160"/>
+          </w:tcPr>
+          <w:p>
+            <w:r>
+              <w:t>Executive and general management</w:t>
+            </w:r>
+          </w:p>
+        </w:tc>
+        <w:tc>
+          <w:tcPr>
+            <w:tcW w:type="dxa" w:w="2160"/>
+          </w:tcPr>
+          <w:p>
+            <w:r>
+              <w:t>6</w:t>
+            </w:r>
+          </w:p>
+        </w:tc>
+        <w:tc>
+          <w:tcPr>
+            <w:tcW w:type="dxa" w:w="2160"/>
+          </w:tcPr>
+          <w:p>
+            <w:r>
+              <w:t>38</w:t>
+            </w:r>
+          </w:p>
+        </w:tc>
+        <w:tc>
+          <w:tcPr>
+            <w:tcW w:type="dxa" w:w="2160"/>
+          </w:tcPr>
+          <w:p>
+            <w:r>
+              <w:t>Closed</w:t>
+            </w:r>
+          </w:p>
+        </w:tc>
+      </w:tr>
+      <w:tr>
+        <w:tc>
+          <w:tcPr>
+            <w:tcW w:type="dxa" w:w="2160"/>
+          </w:tcPr>
+          <w:p>
+            <w:r>
+              <w:t>Finance and accounting</w:t>
+            </w:r>
+          </w:p>
+        </w:tc>
+        <w:tc>
+          <w:tcPr>
+            <w:tcW w:type="dxa" w:w="2160"/>
+          </w:tcPr>
+          <w:p>
+            <w:r>
+              <w:t>9</w:t>
+            </w:r>
+          </w:p>
+        </w:tc>
+        <w:tc>
+          <w:tcPr>
+            <w:tcW w:type="dxa" w:w="2160"/>
+          </w:tcPr>
+          <w:p>
+            <w:r>
+              <w:t>52</w:t>
+            </w:r>
+          </w:p>
+        </w:tc>
+        <w:tc>
+          <w:tcPr>
+            <w:tcW w:type="dxa" w:w="2160"/>
+          </w:tcPr>
+          <w:p>
+            <w:r>
+              <w:t>Closed</w:t>
+            </w:r>
+          </w:p>
+        </w:tc>
+      </w:tr>
+      <w:tr>
+        <w:tc>
+          <w:tcPr>
+            <w:tcW w:type="dxa" w:w="2160"/>
+          </w:tcPr>
+          <w:p>
+            <w:r>
+              <w:t>Operations and plant</w:t>
+            </w:r>
+          </w:p>
+        </w:tc>
+        <w:tc>
+          <w:tcPr>
+            <w:tcW w:type="dxa" w:w="2160"/>
+          </w:tcPr>
+          <w:p>
+            <w:r>
+              <w:t>14</w:t>
+            </w:r>
+          </w:p>
+        </w:tc>
+        <w:tc>
+          <w:tcPr>
+            <w:tcW w:type="dxa" w:w="2160"/>
+          </w:tcPr>
+          <w:p>
+            <w:r>
+              <w:t>61</w:t>
+            </w:r>
+          </w:p>
+        </w:tc>
+        <w:tc>
+          <w:tcPr>
+            <w:tcW w:type="dxa" w:w="2160"/>
+          </w:tcPr>
+          <w:p>
+            <w:r>
+              <w:t>Closed</w:t>
+            </w:r>
+          </w:p>
+        </w:tc>
+      </w:tr>
+      <w:tr>
+        <w:tc>
+          <w:tcPr>
+            <w:tcW w:type="dxa" w:w="2160"/>
+          </w:tcPr>
+          <w:p>
+            <w:r>
+              <w:t>Commercial and sales</w:t>
+            </w:r>
+          </w:p>
+        </w:tc>
+        <w:tc>
+          <w:tcPr>
+            <w:tcW w:type="dxa" w:w="2160"/>
+          </w:tcPr>
+          <w:p>
+            <w:r>
+              <w:t>11</w:t>
+            </w:r>
+          </w:p>
+        </w:tc>
+        <w:tc>
+          <w:tcPr>
+            <w:tcW w:type="dxa" w:w="2160"/>
+          </w:tcPr>
+          <w:p>
+            <w:r>
+              <w:t>44</w:t>
+            </w:r>
+          </w:p>
+        </w:tc>
+        <w:tc>
+          <w:tcPr>
+            <w:tcW w:type="dxa" w:w="2160"/>
+          </w:tcPr>
+          <w:p>
+            <w:r>
+              <w:t>Closed, two roles at low confidence</w:t>
+            </w:r>
+          </w:p>
+        </w:tc>
+      </w:tr>
+      <w:tr>
+        <w:tc>
+          <w:tcPr>
+            <w:tcW w:type="dxa" w:w="2160"/>
+          </w:tcPr>
+          <w:p>
+            <w:r>
+              <w:t>Technical and professional</w:t>
+            </w:r>
+          </w:p>
+        </w:tc>
+        <w:tc>
+          <w:tcPr>
+            <w:tcW w:type="dxa" w:w="2160"/>
+          </w:tcPr>
+          <w:p>
+            <w:r>
+              <w:t>17</w:t>
+            </w:r>
+          </w:p>
+        </w:tc>
+        <w:tc>
+          <w:tcPr>
+            <w:tcW w:type="dxa" w:w="2160"/>
+          </w:tcPr>
+          <w:p>
+            <w:r>
+              <w:t>58</w:t>
+            </w:r>
+          </w:p>
+        </w:tc>
+        <w:tc>
+          <w:tcPr>
+            <w:tcW w:type="dxa" w:w="2160"/>
+          </w:tcPr>
+          <w:p>
+            <w:r>
+              <w:t>Closed</w:t>
+            </w:r>
+          </w:p>
+        </w:tc>
+      </w:tr>
+    </w:tbl>
     <w:p>
       <w:r>
-        <w:t>The purpose of this report is to close the engagement cleanly, to record what was delivered against what was agreed, and to leave the client with a clear account of where the numbers are firm and where they rest on documented judgment. There are no open questions of substance and no surprises in the closing.</w:t>
-      </w:r>
-    </w:p>
-    <w:p>
-      <w:r>
-        <w:t>The work was delivered within the agreed fixed fee of $75,000, with no overrun and no pass-through charges. The only commercial item outstanding is the final invoice against that fee.</w:t>
+        <w:t>The two commercial roles are the ones with a regional element in the pay. Fewer than ten clean matches were found for either inside the geography agreed at the autumn working session, and widening the geography to reach a larger set would have bought volume at the cost of comparability. Both are reported with the match count printed beside the band rather than smoothed into it.</w:t>
       </w:r>
     </w:p>
     <w:p>
@@ -43,12 +320,7 @@
         <w:pStyle w:val="Heading2"/>
       </w:pPr>
       <w:r>
-        <w:t>Delivered This Period</w:t>
-      </w:r>
-    </w:p>
-    <w:p>
-      <w:r>
-        <w:t>The final period turned the analysis into delivered work product. In summary:</w:t>
+        <w:t>Changes since the last report</w:t>
       </w:r>
     </w:p>
     <w:p>
@@ -56,7 +328,7 @@
         <w:pStyle w:val="ListBullet"/>
       </w:pPr>
       <w:r>
-        <w:t>Completed the role-by-role compensation comparison across base pay, short-term incentive, and total compensation for every role in scope.</w:t>
+        <w:t>1. The survey cut was refreshed. Two of the subscription sources published after the last report and were re-run in full; the third had not moved and was carried forward with its effective date noted in the method appendix.</w:t>
       </w:r>
     </w:p>
     <w:p>
@@ -64,7 +336,7 @@
         <w:pStyle w:val="ListBullet"/>
       </w:pPr>
       <w:r>
-        <w:t>Delivered the final written report, including the explicit and documented treatment of the two operating-leader roles that do not map cleanly onto any standard benchmark.</w:t>
+        <w:t>2. Every band was reviewed a second time by Sandra Fuentes, who reads matches against the job descriptions and not against the titles. Three matches were rejected on that pass and redrawn.</w:t>
       </w:r>
     </w:p>
     <w:p>
@@ -72,7 +344,7 @@
         <w:pStyle w:val="ListBullet"/>
       </w:pPr>
       <w:r>
-        <w:t>Presented the findings to the board, leading with total compensation for the operating leaders as the client asked, and identifying the comparator companies by sector and size band rather than by name, consistent with the confidences under which the data was gathered.</w:t>
+        <w:t>3. Base pay, target incentive and incentive actually paid are separated in the tables now. The committee asked for that at the autumn session, and it changes how two of the families read.</w:t>
       </w:r>
     </w:p>
     <w:p>
@@ -80,17 +352,15 @@
         <w:pStyle w:val="ListBullet"/>
       </w:pPr>
       <w:r>
-        <w:t>Handed over the underlying source inventory, so that for every figure in the report the client can see the source, its date, and its coverage.</w:t>
+        <w:t>4. The regional differential was applied to the operations and technical families and not to the executive family, where the comparator market is national. The reasoning sits in the method appendix so that it can be argued with.</w:t>
       </w:r>
     </w:p>
     <w:p>
+      <w:pPr>
+        <w:pStyle w:val="ListBullet"/>
+      </w:pPr>
       <w:r>
-        <w:t>The board session went as we had hoped. The directors engaged with the total-compensation comparison directly, asked hard questions about the size of the incentive gap and how firm the underlying numbers were, and left with a shared reading of where the company stands rather than a report to work through later. I prepared the comparison material with the bench, and Sandra Fuentes led the discussion in the room, which is the division of labor that has served this engagement from the start.</w:t>
-      </w:r>
-    </w:p>
-    <w:p>
-      <w:r>
-        <w:t>The handover deserves a note of its own. Every figure in the report ties back to a logged source, and the client now holds that inventory in full. That means the client can rely on the benchmark, test any number in it, and refresh the whole study a year or two from now without depending on us to reconstruct where a figure came from. That auditability was a design choice from the first week, and it is the part of the delivery I am most confident will hold up over time.</w:t>
+        <w:t>5. The internal equity read was completed across the whole scope. It was not in the original plan and was absorbed.</w:t>
       </w:r>
     </w:p>
     <w:p>
@@ -98,12 +368,22 @@
         <w:pStyle w:val="Heading2"/>
       </w:pPr>
       <w:r>
-        <w:t>Findings, in Brief</w:t>
+        <w:t>What the data shows</w:t>
       </w:r>
     </w:p>
     <w:p>
       <w:r>
-        <w:t>The detail belongs in the report, but the shape is worth restating for the record. The client's base pay for its operating leaders sits within the market range, while total compensation runs below the peer median, and the gap is driven mostly by a lighter incentive component than comparable companies carry rather than by base pay. The two roles we had flagged as hard to benchmark were handled by explicit judgment rather than forced comparison, and the report is candid throughout about where a figure is firm and where it rests on that judgment. Where the survey calendars did not line up with the client's own, the affected figures are annotated so no comparison is read across mismatched periods by accident.</w:t>
+        <w:t>The headline is narrower than the committee may be expecting. In three of the five families the current structure sits inside the middle of the market range and needs no action at all. In one it sits below the lower quartile at the senior end, and in one it sits above the upper quartile in a single role.</w:t>
+      </w:r>
+    </w:p>
+    <w:p>
+      <w:r>
+        <w:t>The structural finding is compression. Two levels in operations are paid inside a band the market keeps separate, which shows up in the file as a promotion carrying no meaningful step in pay. It is the finding most likely to cost the client a good operator in the coming year and the hardest of them to fix inside one budget cycle.</w:t>
+      </w:r>
+    </w:p>
+    <w:p>
+      <w:r>
+        <w:t>Where the current structure sits above the market, the report says so in the same terms it uses where the structure sits below. The method did not change on either side of the median, so the two directions can be read against each other.</w:t>
       </w:r>
     </w:p>
     <w:p>
@@ -111,7 +391,25 @@
         <w:pStyle w:val="Heading2"/>
       </w:pPr>
       <w:r>
-        <w:t>Closing Items</w:t>
+        <w:t>Fee</w:t>
+      </w:r>
+    </w:p>
+    <w:p>
+      <w:r>
+        <w:t>The work has been done inside the fixed fee of $75,000 set in the engagement agreement. No variation has been raised at any point, the internal equity read included.</w:t>
+      </w:r>
+    </w:p>
+    <w:p>
+      <w:r>
+        <w:t>Expenses are billed at cost and are below the projection carried in the plan. They are itemized on the schedule that travels with the final invoice.</w:t>
+      </w:r>
+    </w:p>
+    <w:p>
+      <w:pPr>
+        <w:pStyle w:val="Heading2"/>
+      </w:pPr>
+      <w:r>
+        <w:t>Ahead of the closing session</w:t>
       </w:r>
     </w:p>
     <w:p>
@@ -119,7 +417,7 @@
         <w:pStyle w:val="ListBullet"/>
       </w:pPr>
       <w:r>
-        <w:t>Issue the final invoice against the agreed fixed fee.</w:t>
+        <w:t>1. Two hours in the room, with the members who will vote on the structure present. A one-hour walkthrough leaves no time for the operations question, and the operations question is the one worth the meeting.</w:t>
       </w:r>
     </w:p>
     <w:p>
@@ -127,7 +425,15 @@
         <w:pStyle w:val="ListBullet"/>
       </w:pPr>
       <w:r>
-        <w:t>Confirm the client has everything it needs from the source file, and close the engagement record.</w:t>
+        <w:t>2. A decision on circulation: whether the bands go to line managers with the report or after the structure decision. Sandra Fuentes will put it at the top of the session if it has not been settled before then.</w:t>
+      </w:r>
+    </w:p>
+    <w:p>
+      <w:pPr>
+        <w:pStyle w:val="ListBullet"/>
+      </w:pPr>
+      <w:r>
+        <w:t>3. The three job descriptions still in draft on the client's side. David Weiss will re-run those matches inside two days of receiving them, and the report can be reissued with the roles included at no charge.</w:t>
       </w:r>
     </w:p>
     <w:p>
@@ -135,17 +441,60 @@
         <w:pStyle w:val="Heading2"/>
       </w:pPr>
       <w:r>
-        <w:t>Risks</w:t>
+        <w:t>What to watch once the report is in hand</w:t>
+      </w:r>
+    </w:p>
+    <w:p>
+      <w:pPr>
+        <w:pStyle w:val="ListBullet"/>
+      </w:pPr>
+      <w:r>
+        <w:t>1. The data ages on a published cycle. Bands in the deep families hold for roughly a year. The two thin commercial roles should be re-tested before either is used to set an offer.</w:t>
+      </w:r>
+    </w:p>
+    <w:p>
+      <w:pPr>
+        <w:pStyle w:val="ListBullet"/>
+      </w:pPr>
+      <w:r>
+        <w:t>2. Bands travel faster than decisions do. In our experience, once a benchmarking report has reached line managers ahead of the structure decision, the pay conversation starts inside the business with nobody yet able to answer it.</w:t>
+      </w:r>
+    </w:p>
+    <w:p>
+      <w:pPr>
+        <w:pStyle w:val="ListBullet"/>
+      </w:pPr>
+      <w:r>
+        <w:t>3. The compression finding will be read as an argument for a general increase. It is not one. It is an argument for separating two levels, and the report is written to make that distinction hard to miss.</w:t>
       </w:r>
     </w:p>
     <w:p>
       <w:r>
-        <w:t>None open. The report is delivered and accepted, the board presentation is given, and nothing on the engagement is unresolved. Should the board decide it wants follow-on work, whether a refresh of the benchmark or a deeper look at the incentive design, that would be a fresh engagement and a new conversation with Sandra Fuentes, not a continuation of this one.</w:t>
+        <w:t>The working papers stay on the Hicks-Castillo file here: the source sheets, the match log with every rejected match and the reason it was rejected, and the correspondence with the two publishers about their effective dates. Any single family can be re-run from them without repeating the field work. Sandra Fuentes holds the report and takes the session; questions on method come to the research side.</w:t>
+      </w:r>
+    </w:p>
+    <w:p/>
+    <w:p>
+      <w:r>
+        <w:t>_____________________________</w:t>
       </w:r>
     </w:p>
     <w:p>
       <w:r>
-        <w:t>This has been a straightforward engagement to work and a clean one to close, and the credit for that belongs in large part to a client who gave us honest access and candid answers. My thanks to the client for both. Any questions on this report can come to me or to Sandra Fuentes.</w:t>
+        <w:rPr>
+          <w:b/>
+        </w:rPr>
+        <w:t>David Weiss</w:t>
+      </w:r>
+    </w:p>
+    <w:p>
+      <w:r>
+        <w:t>Research Associate</w:t>
+      </w:r>
+    </w:p>
+    <w:p>
+      <w:r>
+        <w:t>Date: November 26, 2023</w:t>
       </w:r>
     </w:p>
     <w:sectPr>
